--- a/doc/WINDOWS_SETUP_GUIDE.docx
+++ b/doc/WINDOWS_SETUP_GUIDE.docx
@@ -18,9 +18,11 @@
     </w:p>
     <w:p/>
     <w:p>
-      <w:r>
-        <w:t>────────────────────────────────────────────────────────────</w:t>
-      </w:r>
+      <w:pPr>
+        <w:pBdr>
+          <w:bottom w:val="single" w:sz="6" w:space="1" w:color="CCCCCC"/>
+        </w:pBdr>
+      </w:pPr>
     </w:p>
     <w:p/>
     <w:p>
@@ -42,44 +44,103 @@
     </w:p>
     <w:p/>
     <w:p>
+      <w:pPr>
+        <w:pStyle w:val="ListNumber"/>
+      </w:pPr>
       <w:r>
-        <w:t>1. Go to https://www.python.org/downloads/</w:t>
+        <w:t>Go to https://www.python.org/downloads/</w:t>
       </w:r>
     </w:p>
     <w:p>
+      <w:pPr>
+        <w:pStyle w:val="ListNumber"/>
+      </w:pPr>
       <w:r>
-        <w:t>2. Download Python 3.11 (click "Download Python 3.11.x")</w:t>
+        <w:t xml:space="preserve">Download </w:t>
+      </w:r>
+      <w:r>
+        <w:rPr>
+          <w:b/>
+        </w:rPr>
+        <w:t>Python 3.11</w:t>
+      </w:r>
+      <w:r>
+        <w:t xml:space="preserve"> (click "Download Python 3.11.x")</w:t>
       </w:r>
     </w:p>
     <w:p>
+      <w:pPr>
+        <w:pStyle w:val="ListNumber"/>
+      </w:pPr>
       <w:r>
-        <w:t>3. Run the installer</w:t>
+        <w:t>Run the installer</w:t>
       </w:r>
     </w:p>
     <w:p>
+      <w:pPr>
+        <w:pStyle w:val="ListNumber"/>
+      </w:pPr>
+      <w:r/>
       <w:r>
-        <w:t>4. IMPORTANT: Check the box "Add Python to PATH" before clicking Install</w:t>
+        <w:rPr>
+          <w:b/>
+        </w:rPr>
+        <w:t>IMPORTANT:</w:t>
+      </w:r>
+      <w:r>
+        <w:t xml:space="preserve"> Check the box </w:t>
+      </w:r>
+      <w:r>
+        <w:rPr>
+          <w:b/>
+        </w:rPr>
+        <w:t>"Add Python to PATH"</w:t>
+      </w:r>
+      <w:r>
+        <w:t xml:space="preserve"> before clicking Install</w:t>
       </w:r>
     </w:p>
     <w:p>
+      <w:pPr>
+        <w:pStyle w:val="ListNumber"/>
+      </w:pPr>
       <w:r>
-        <w:t>5. Click "Install Now"</w:t>
+        <w:t>Click "Install Now"</w:t>
       </w:r>
     </w:p>
     <w:p/>
     <w:p>
       <w:r>
-        <w:t>Verify (open Command Prompt or PowerShell):</w:t>
+        <w:t xml:space="preserve">Verify (open </w:t>
+      </w:r>
+      <w:r>
+        <w:rPr>
+          <w:b/>
+        </w:rPr>
+        <w:t>Command Prompt</w:t>
+      </w:r>
+      <w:r>
+        <w:t xml:space="preserve"> or </w:t>
+      </w:r>
+      <w:r>
+        <w:rPr>
+          <w:b/>
+        </w:rPr>
+        <w:t>PowerShell</w:t>
+      </w:r>
+      <w:r>
+        <w:t>):</w:t>
       </w:r>
     </w:p>
     <w:p>
       <w:pPr>
-        <w:ind w:left="432"/>
+        <w:ind w:left="360"/>
+        <w:shd w:fill="F0F0F0" w:val="clear"/>
       </w:pPr>
       <w:r>
         <w:rPr>
           <w:rFonts w:ascii="Courier New" w:hAnsi="Courier New"/>
-          <w:color w:val="1A1A1A"/>
+          <w:color w:val="222222"/>
           <w:sz w:val="18"/>
         </w:rPr>
         <w:t>python --version</w:t>
@@ -87,8 +148,17 @@
     </w:p>
     <w:p>
       <w:r>
-        <w:t>Should print: Python 3.11.x</w:t>
+        <w:t xml:space="preserve">Should print: </w:t>
       </w:r>
+      <w:r>
+        <w:rPr>
+          <w:rFonts w:ascii="Courier New" w:hAnsi="Courier New"/>
+          <w:color w:val="C7254E"/>
+          <w:sz w:val="18"/>
+        </w:rPr>
+        <w:t>Python 3.11.x</w:t>
+      </w:r>
+      <w:r/>
     </w:p>
     <w:p/>
     <w:p>
@@ -101,18 +171,36 @@
     </w:p>
     <w:p/>
     <w:p>
+      <w:pPr>
+        <w:pStyle w:val="ListNumber"/>
+      </w:pPr>
       <w:r>
-        <w:t>1. Go to https://nodejs.org/</w:t>
+        <w:t>Go to https://nodejs.org/</w:t>
       </w:r>
     </w:p>
     <w:p>
+      <w:pPr>
+        <w:pStyle w:val="ListNumber"/>
+      </w:pPr>
       <w:r>
-        <w:t>2. Download the LTS version (20.x or higher)</w:t>
+        <w:t xml:space="preserve">Download the </w:t>
+      </w:r>
+      <w:r>
+        <w:rPr>
+          <w:b/>
+        </w:rPr>
+        <w:t>LTS version</w:t>
+      </w:r>
+      <w:r>
+        <w:t xml:space="preserve"> (20.x or higher)</w:t>
       </w:r>
     </w:p>
     <w:p>
+      <w:pPr>
+        <w:pStyle w:val="ListNumber"/>
+      </w:pPr>
       <w:r>
-        <w:t>3. Run the installer (accept all defaults)</w:t>
+        <w:t>Run the installer (accept all defaults)</w:t>
       </w:r>
     </w:p>
     <w:p/>
@@ -123,12 +211,13 @@
     </w:p>
     <w:p>
       <w:pPr>
-        <w:ind w:left="432"/>
+        <w:ind w:left="360"/>
+        <w:shd w:fill="F0F0F0" w:val="clear"/>
       </w:pPr>
       <w:r>
         <w:rPr>
           <w:rFonts w:ascii="Courier New" w:hAnsi="Courier New"/>
-          <w:color w:val="1A1A1A"/>
+          <w:color w:val="222222"/>
           <w:sz w:val="18"/>
         </w:rPr>
         <w:t>node --version</w:t>
@@ -147,40 +236,94 @@
     </w:p>
     <w:p/>
     <w:p>
+      <w:pPr>
+        <w:pStyle w:val="ListNumber"/>
+      </w:pPr>
       <w:r>
-        <w:t>1. Go to https://www.enterprisedb.com/downloads/postgres-postgresql-downloads</w:t>
+        <w:t>Go to https://www.enterprisedb.com/downloads/postgres-postgresql-downloads</w:t>
       </w:r>
     </w:p>
     <w:p>
+      <w:pPr>
+        <w:pStyle w:val="ListNumber"/>
+      </w:pPr>
       <w:r>
-        <w:t>2. Download PostgreSQL 15 for Windows (x86-64)</w:t>
+        <w:t xml:space="preserve">Download </w:t>
+      </w:r>
+      <w:r>
+        <w:rPr>
+          <w:b/>
+        </w:rPr>
+        <w:t>PostgreSQL 15</w:t>
+      </w:r>
+      <w:r>
+        <w:t xml:space="preserve"> for Windows (x86-64)</w:t>
       </w:r>
     </w:p>
     <w:p>
+      <w:pPr>
+        <w:pStyle w:val="ListNumber"/>
+      </w:pPr>
       <w:r>
-        <w:t>3. Run the installer</w:t>
+        <w:t>Run the installer</w:t>
       </w:r>
     </w:p>
     <w:p>
+      <w:pPr>
+        <w:pStyle w:val="ListNumber"/>
+      </w:pPr>
       <w:r>
-        <w:t>4. When asked for a password, set something simple like postgres123 — remember this password</w:t>
+        <w:t xml:space="preserve">When asked for a password, set something simple like </w:t>
       </w:r>
+      <w:r>
+        <w:rPr>
+          <w:rFonts w:ascii="Courier New" w:hAnsi="Courier New"/>
+          <w:color w:val="C7254E"/>
+          <w:sz w:val="18"/>
+        </w:rPr>
+        <w:t>postgres123</w:t>
+      </w:r>
+      <w:r>
+        <w:t xml:space="preserve"> — </w:t>
+      </w:r>
+      <w:r>
+        <w:rPr>
+          <w:b/>
+        </w:rPr>
+        <w:t>remember this password</w:t>
+      </w:r>
+      <w:r/>
     </w:p>
     <w:p>
+      <w:pPr>
+        <w:pStyle w:val="ListNumber"/>
+      </w:pPr>
       <w:r>
-        <w:t>5. Leave port as 5432</w:t>
+        <w:t xml:space="preserve">Leave port as </w:t>
       </w:r>
+      <w:r>
+        <w:rPr>
+          <w:b/>
+        </w:rPr>
+        <w:t>5432</w:t>
+      </w:r>
+      <w:r/>
     </w:p>
     <w:p>
+      <w:pPr>
+        <w:pStyle w:val="ListNumber"/>
+      </w:pPr>
       <w:r>
-        <w:t>6. Complete the installation (you can skip Stack Builder at the end)</w:t>
+        <w:t>Complete the installation (you can skip Stack Builder at the end)</w:t>
       </w:r>
     </w:p>
     <w:p/>
     <w:p>
-      <w:r>
-        <w:t>────────────────────────────────────────────────────────────</w:t>
-      </w:r>
+      <w:pPr>
+        <w:pBdr>
+          <w:bottom w:val="single" w:sz="6" w:space="1" w:color="CCCCCC"/>
+        </w:pBdr>
+      </w:pPr>
     </w:p>
     <w:p/>
     <w:p>
@@ -194,34 +337,53 @@
     <w:p/>
     <w:p>
       <w:r>
-        <w:t>Open SQL Shell (psql) from the Start Menu (installed with PostgreSQL):</w:t>
+        <w:t xml:space="preserve">Open </w:t>
       </w:r>
-    </w:p>
-    <w:p/>
-    <w:p>
       <w:r>
-        <w:t>1. Press Enter for all prompts (Server, Database, Port, Username) to use defaults</w:t>
+        <w:rPr>
+          <w:b/>
+        </w:rPr>
+        <w:t>SQL Shell (psql)</w:t>
       </w:r>
-    </w:p>
-    <w:p>
       <w:r>
-        <w:t>2. Enter your PostgreSQL password when asked</w:t>
-      </w:r>
-    </w:p>
-    <w:p>
-      <w:r>
-        <w:t>3. Run this command:</w:t>
+        <w:t xml:space="preserve"> from the Start Menu (installed with PostgreSQL):</w:t>
       </w:r>
     </w:p>
     <w:p/>
     <w:p>
       <w:pPr>
-        <w:ind w:left="432"/>
+        <w:pStyle w:val="ListNumber"/>
+      </w:pPr>
+      <w:r>
+        <w:t>Press Enter for all prompts (Server, Database, Port, Username) to use defaults</w:t>
+      </w:r>
+    </w:p>
+    <w:p>
+      <w:pPr>
+        <w:pStyle w:val="ListNumber"/>
+      </w:pPr>
+      <w:r>
+        <w:t>Enter your PostgreSQL password when asked</w:t>
+      </w:r>
+    </w:p>
+    <w:p>
+      <w:pPr>
+        <w:pStyle w:val="ListNumber"/>
+      </w:pPr>
+      <w:r>
+        <w:t>Run this command:</w:t>
+      </w:r>
+    </w:p>
+    <w:p/>
+    <w:p>
+      <w:pPr>
+        <w:ind w:left="360"/>
+        <w:shd w:fill="F0F0F0" w:val="clear"/>
       </w:pPr>
       <w:r>
         <w:rPr>
           <w:rFonts w:ascii="Courier New" w:hAnsi="Courier New"/>
-          <w:color w:val="1A1A1A"/>
+          <w:color w:val="222222"/>
           <w:sz w:val="18"/>
         </w:rPr>
         <w:t>CREATE DATABASE iis;</w:t>
@@ -230,14 +392,27 @@
     <w:p/>
     <w:p>
       <w:r>
-        <w:t>Then type \q and press Enter to exit.</w:t>
+        <w:t xml:space="preserve">Then type </w:t>
+      </w:r>
+      <w:r>
+        <w:rPr>
+          <w:rFonts w:ascii="Courier New" w:hAnsi="Courier New"/>
+          <w:color w:val="C7254E"/>
+          <w:sz w:val="18"/>
+        </w:rPr>
+        <w:t>\q</w:t>
+      </w:r>
+      <w:r>
+        <w:t xml:space="preserve"> and press Enter to exit.</w:t>
       </w:r>
     </w:p>
     <w:p/>
     <w:p>
-      <w:r>
-        <w:t>────────────────────────────────────────────────────────────</w:t>
-      </w:r>
+      <w:pPr>
+        <w:pBdr>
+          <w:bottom w:val="single" w:sz="6" w:space="1" w:color="CCCCCC"/>
+        </w:pBdr>
+      </w:pPr>
     </w:p>
     <w:p/>
     <w:p>
@@ -251,7 +426,38 @@
     <w:p/>
     <w:p>
       <w:r>
-        <w:t>Open Command Prompt (press Win + R, type cmd, press Enter).</w:t>
+        <w:t xml:space="preserve">Open </w:t>
+      </w:r>
+      <w:r>
+        <w:rPr>
+          <w:b/>
+        </w:rPr>
+        <w:t>Command Prompt</w:t>
+      </w:r>
+      <w:r>
+        <w:t xml:space="preserve"> (press </w:t>
+      </w:r>
+      <w:r>
+        <w:rPr>
+          <w:rFonts w:ascii="Courier New" w:hAnsi="Courier New"/>
+          <w:color w:val="C7254E"/>
+          <w:sz w:val="18"/>
+        </w:rPr>
+        <w:t>Win + R</w:t>
+      </w:r>
+      <w:r>
+        <w:t xml:space="preserve">, type </w:t>
+      </w:r>
+      <w:r>
+        <w:rPr>
+          <w:rFonts w:ascii="Courier New" w:hAnsi="Courier New"/>
+          <w:color w:val="C7254E"/>
+          <w:sz w:val="18"/>
+        </w:rPr>
+        <w:t>cmd</w:t>
+      </w:r>
+      <w:r>
+        <w:t>, press Enter).</w:t>
       </w:r>
     </w:p>
     <w:p/>
@@ -263,12 +469,13 @@
     <w:p/>
     <w:p>
       <w:pPr>
-        <w:ind w:left="432"/>
+        <w:ind w:left="360"/>
+        <w:shd w:fill="F0F0F0" w:val="clear"/>
       </w:pPr>
       <w:r>
         <w:rPr>
           <w:rFonts w:ascii="Courier New" w:hAnsi="Courier New"/>
-          <w:color w:val="1A1A1A"/>
+          <w:color w:val="222222"/>
           <w:sz w:val="18"/>
         </w:rPr>
         <w:t>cd "C:\Users\YourName\Downloads\Inventory V2\api"</w:t>
@@ -286,12 +493,13 @@
     <w:p/>
     <w:p>
       <w:pPr>
-        <w:ind w:left="432"/>
+        <w:ind w:left="360"/>
+        <w:shd w:fill="F0F0F0" w:val="clear"/>
       </w:pPr>
       <w:r>
         <w:rPr>
           <w:rFonts w:ascii="Courier New" w:hAnsi="Courier New"/>
-          <w:color w:val="1A1A1A"/>
+          <w:color w:val="222222"/>
           <w:sz w:val="18"/>
         </w:rPr>
         <w:t>python -m venv venv</w:t>
@@ -302,8 +510,66 @@
     <w:p/>
     <w:p>
       <w:r>
-        <w:t>Your prompt should now show (venv) at the start.</w:t>
+        <w:t xml:space="preserve">Your prompt should now show </w:t>
       </w:r>
+      <w:r>
+        <w:rPr>
+          <w:rFonts w:ascii="Courier New" w:hAnsi="Courier New"/>
+          <w:color w:val="C7254E"/>
+          <w:sz w:val="18"/>
+        </w:rPr>
+        <w:t>(venv)</w:t>
+      </w:r>
+      <w:r>
+        <w:t xml:space="preserve"> at the start.</w:t>
+      </w:r>
+    </w:p>
+    <w:p/>
+    <w:p>
+      <w:pPr>
+        <w:pBdr>
+          <w:bottom w:val="single" w:sz="6" w:space="1" w:color="CCCCCC"/>
+        </w:pBdr>
+      </w:pPr>
+    </w:p>
+    <w:p/>
+    <w:p>
+      <w:pPr>
+        <w:ind w:left="480" w:right="240"/>
+        <w:shd w:fill="FFF8E1" w:val="clear"/>
+      </w:pPr>
+      <w:r>
+        <w:rPr>
+          <w:color w:val="554400"/>
+          <w:sz w:val="20"/>
+        </w:rPr>
+        <w:t>### ⚠️ IMPORTANT — Virtual Environment Activation Required Every Time</w:t>
+        <w:br/>
+        <w:br/>
+        <w:t>**You must run `venv\Scripts\activate` every time you open a new Command Prompt window before starting the API.**</w:t>
+        <w:br/>
+        <w:br/>
+        <w:t>- If you see `(venv)` at the start of your prompt → you are activated. Good.</w:t>
+        <w:br/>
+        <w:t>- If you do NOT see `(venv)` → the API will fail to start. Run the activate command first.</w:t>
+        <w:br/>
+        <w:br/>
+        <w:t>**The command to activate (run this every time in the api folder):**</w:t>
+        <w:br/>
+        <w:t>```cmd</w:t>
+        <w:br/>
+        <w:t>venv\Scripts\activate</w:t>
+        <w:br/>
+        <w:t>```</w:t>
+      </w:r>
+    </w:p>
+    <w:p/>
+    <w:p>
+      <w:pPr>
+        <w:pBdr>
+          <w:bottom w:val="single" w:sz="6" w:space="1" w:color="CCCCCC"/>
+        </w:pBdr>
+      </w:pPr>
     </w:p>
     <w:p/>
     <w:p>
@@ -317,12 +583,13 @@
     <w:p/>
     <w:p>
       <w:pPr>
-        <w:ind w:left="432"/>
+        <w:ind w:left="360"/>
+        <w:shd w:fill="F0F0F0" w:val="clear"/>
       </w:pPr>
       <w:r>
         <w:rPr>
           <w:rFonts w:ascii="Courier New" w:hAnsi="Courier New"/>
-          <w:color w:val="1A1A1A"/>
+          <w:color w:val="222222"/>
           <w:sz w:val="18"/>
         </w:rPr>
         <w:t>pip install --upgrade pip</w:t>
@@ -342,12 +609,13 @@
     <w:p/>
     <w:p>
       <w:pPr>
-        <w:ind w:left="432"/>
+        <w:ind w:left="360"/>
+        <w:shd w:fill="F0F0F0" w:val="clear"/>
       </w:pPr>
       <w:r>
         <w:rPr>
           <w:rFonts w:ascii="Courier New" w:hAnsi="Courier New"/>
-          <w:color w:val="1A1A1A"/>
+          <w:color w:val="222222"/>
           <w:sz w:val="18"/>
         </w:rPr>
         <w:t>copy .env.example .env</w:t>
@@ -363,12 +631,13 @@
     </w:p>
     <w:p>
       <w:pPr>
-        <w:ind w:left="432"/>
+        <w:ind w:left="360"/>
+        <w:shd w:fill="F0F0F0" w:val="clear"/>
       </w:pPr>
       <w:r>
         <w:rPr>
           <w:rFonts w:ascii="Courier New" w:hAnsi="Courier New"/>
-          <w:color w:val="1A1A1A"/>
+          <w:color w:val="222222"/>
           <w:sz w:val="18"/>
         </w:rPr>
         <w:t>DB_USER=postgres</w:t>
@@ -382,23 +651,22 @@
     </w:p>
     <w:p/>
     <w:p>
+      <w:pPr>
+        <w:ind w:left="480" w:right="240"/>
+        <w:shd w:fill="FFF8E1" w:val="clear"/>
+      </w:pPr>
       <w:r>
-        <w:t>&gt; Tip: To generate a random secret, run:</w:t>
-      </w:r>
-    </w:p>
-    <w:p>
-      <w:r>
-        <w:t>&gt; `cmd</w:t>
-      </w:r>
-    </w:p>
-    <w:p>
-      <w:r>
-        <w:t>&gt; python -c "import secrets; print(secrets.token_hex(32))"</w:t>
-      </w:r>
-    </w:p>
-    <w:p>
-      <w:r>
-        <w:t>&gt; `</w:t>
+        <w:rPr>
+          <w:color w:val="554400"/>
+          <w:sz w:val="20"/>
+        </w:rPr>
+        <w:t>**Tip:** To generate a random secret, run:</w:t>
+        <w:br/>
+        <w:t>```cmd</w:t>
+        <w:br/>
+        <w:t>python -c "import secrets; print(secrets.token_hex(32))"</w:t>
+        <w:br/>
+        <w:t>```</w:t>
       </w:r>
     </w:p>
     <w:p/>
@@ -419,12 +687,13 @@
     <w:p/>
     <w:p>
       <w:pPr>
-        <w:ind w:left="432"/>
+        <w:ind w:left="360"/>
+        <w:shd w:fill="F0F0F0" w:val="clear"/>
       </w:pPr>
       <w:r>
         <w:rPr>
           <w:rFonts w:ascii="Courier New" w:hAnsi="Courier New"/>
-          <w:color w:val="1A1A1A"/>
+          <w:color w:val="222222"/>
           <w:sz w:val="18"/>
         </w:rPr>
         <w:t>python db\migrate.py</w:t>
@@ -438,12 +707,13 @@
     </w:p>
     <w:p>
       <w:pPr>
-        <w:ind w:left="432"/>
+        <w:ind w:left="360"/>
+        <w:shd w:fill="F0F0F0" w:val="clear"/>
       </w:pPr>
       <w:r>
         <w:rPr>
           <w:rFonts w:ascii="Courier New" w:hAnsi="Courier New"/>
-          <w:color w:val="1A1A1A"/>
+          <w:color w:val="222222"/>
           <w:sz w:val="18"/>
         </w:rPr>
         <w:t>[migrate] Connecting to PostgreSQL database "iis"...</w:t>
@@ -465,12 +735,13 @@
     <w:p/>
     <w:p>
       <w:pPr>
-        <w:ind w:left="432"/>
+        <w:ind w:left="360"/>
+        <w:shd w:fill="F0F0F0" w:val="clear"/>
       </w:pPr>
       <w:r>
         <w:rPr>
           <w:rFonts w:ascii="Courier New" w:hAnsi="Courier New"/>
-          <w:color w:val="1A1A1A"/>
+          <w:color w:val="222222"/>
           <w:sz w:val="18"/>
         </w:rPr>
         <w:t>uvicorn main:app --host 0.0.0.0 --port 4000 --reload</w:t>
@@ -483,15 +754,24 @@
       </w:r>
     </w:p>
     <w:p>
+      <w:r/>
       <w:r>
-        <w:t>http://localhost:4000/docs — you should see the API documentation page.</w:t>
+        <w:rPr>
+          <w:b/>
+        </w:rPr>
+        <w:t>http://localhost:4000/docs</w:t>
+      </w:r>
+      <w:r>
+        <w:t xml:space="preserve"> — you should see the API documentation page.</w:t>
       </w:r>
     </w:p>
     <w:p/>
     <w:p>
-      <w:r>
-        <w:t>────────────────────────────────────────────────────────────</w:t>
-      </w:r>
+      <w:pPr>
+        <w:pBdr>
+          <w:bottom w:val="single" w:sz="6" w:space="1" w:color="CCCCCC"/>
+        </w:pBdr>
+      </w:pPr>
     </w:p>
     <w:p/>
     <w:p>
@@ -499,24 +779,34 @@
         <w:pStyle w:val="Heading2"/>
       </w:pPr>
       <w:r>
-        <w:t>Step 4 — Tenant Portal</w:t>
+        <w:t>Step 4 — Web Portal</w:t>
       </w:r>
     </w:p>
     <w:p/>
     <w:p>
       <w:r>
-        <w:t>Open a new Command Prompt window:</w:t>
+        <w:t xml:space="preserve">Open a </w:t>
+      </w:r>
+      <w:r>
+        <w:rPr>
+          <w:b/>
+        </w:rPr>
+        <w:t>new Command Prompt window</w:t>
+      </w:r>
+      <w:r>
+        <w:t>:</w:t>
       </w:r>
     </w:p>
     <w:p/>
     <w:p>
       <w:pPr>
-        <w:ind w:left="432"/>
+        <w:ind w:left="360"/>
+        <w:shd w:fill="F0F0F0" w:val="clear"/>
       </w:pPr>
       <w:r>
         <w:rPr>
           <w:rFonts w:ascii="Courier New" w:hAnsi="Courier New"/>
-          <w:color w:val="1A1A1A"/>
+          <w:color w:val="222222"/>
           <w:sz w:val="18"/>
         </w:rPr>
         <w:t>cd "C:\Users\YourName\Downloads\Inventory V2\web"</w:t>
@@ -529,14 +819,23 @@
     <w:p/>
     <w:p>
       <w:r>
-        <w:t>Open: http://localhost:3000</w:t>
+        <w:t xml:space="preserve">Open: </w:t>
       </w:r>
+      <w:r>
+        <w:rPr>
+          <w:b/>
+        </w:rPr>
+        <w:t>http://localhost:3000</w:t>
+      </w:r>
+      <w:r/>
     </w:p>
     <w:p/>
     <w:p>
-      <w:r>
-        <w:t>────────────────────────────────────────────────────────────</w:t>
-      </w:r>
+      <w:pPr>
+        <w:pBdr>
+          <w:bottom w:val="single" w:sz="6" w:space="1" w:color="CCCCCC"/>
+        </w:pBdr>
+      </w:pPr>
     </w:p>
     <w:p/>
     <w:p>
@@ -544,80 +843,125 @@
         <w:pStyle w:val="Heading2"/>
       </w:pPr>
       <w:r>
-        <w:t>Step 5 — Admin Portal</w:t>
-      </w:r>
-    </w:p>
-    <w:p/>
-    <w:p>
-      <w:r>
-        <w:t>Open another new Command Prompt window:</w:t>
+        <w:t>Step 5 — First Login</w:t>
       </w:r>
     </w:p>
     <w:p/>
     <w:p>
       <w:pPr>
-        <w:ind w:left="432"/>
+        <w:pStyle w:val="ListNumber"/>
       </w:pPr>
+      <w:r>
+        <w:t xml:space="preserve">Go to </w:t>
+      </w:r>
+      <w:r>
+        <w:rPr>
+          <w:b/>
+        </w:rPr>
+        <w:t>http://localhost:3000/login</w:t>
+      </w:r>
+      <w:r/>
+    </w:p>
+    <w:p>
+      <w:pPr>
+        <w:pStyle w:val="ListNumber"/>
+      </w:pPr>
+      <w:r>
+        <w:t xml:space="preserve">Log in with: </w:t>
+      </w:r>
       <w:r>
         <w:rPr>
           <w:rFonts w:ascii="Courier New" w:hAnsi="Courier New"/>
-          <w:color w:val="1A1A1A"/>
+          <w:color w:val="C7254E"/>
           <w:sz w:val="18"/>
         </w:rPr>
-        <w:t>cd "C:\Users\YourName\Downloads\Inventory V2\admin"</w:t>
-        <w:br/>
-        <w:t>npm install</w:t>
-        <w:br/>
-        <w:t>npm run dev</w:t>
+        <w:t>admin@iis.in</w:t>
+      </w:r>
+      <w:r>
+        <w:t xml:space="preserve"> / </w:t>
+      </w:r>
+      <w:r>
+        <w:rPr>
+          <w:rFonts w:ascii="Courier New" w:hAnsi="Courier New"/>
+          <w:color w:val="C7254E"/>
+          <w:sz w:val="18"/>
+        </w:rPr>
+        <w:t>Admin@123</w:t>
+      </w:r>
+      <w:r/>
+    </w:p>
+    <w:p>
+      <w:pPr>
+        <w:pStyle w:val="ListNumber"/>
+      </w:pPr>
+      <w:r>
+        <w:t xml:space="preserve">You will be redirected to the super admin dashboard at </w:t>
+      </w:r>
+      <w:r>
+        <w:rPr>
+          <w:rFonts w:ascii="Courier New" w:hAnsi="Courier New"/>
+          <w:color w:val="C7254E"/>
+          <w:sz w:val="18"/>
+        </w:rPr>
+        <w:t>/admin/dashboard</w:t>
+      </w:r>
+      <w:r/>
+    </w:p>
+    <w:p>
+      <w:pPr>
+        <w:pStyle w:val="ListNumber"/>
+      </w:pPr>
+      <w:r>
+        <w:t xml:space="preserve">Go to </w:t>
+      </w:r>
+      <w:r>
+        <w:rPr>
+          <w:b/>
+        </w:rPr>
+        <w:t>Tenants → New Tenant</w:t>
+      </w:r>
+      <w:r>
+        <w:t xml:space="preserve"> to create your first tenant</w:t>
       </w:r>
     </w:p>
-    <w:p/>
     <w:p>
+      <w:pPr>
+        <w:pStyle w:val="ListNumber"/>
+      </w:pPr>
       <w:r>
-        <w:t>Open: http://localhost:3001</w:t>
+        <w:t xml:space="preserve">The tenant admin can also log in at </w:t>
       </w:r>
-    </w:p>
-    <w:p/>
-    <w:p>
       <w:r>
-        <w:t>────────────────────────────────────────────────────────────</w:t>
+        <w:rPr>
+          <w:b/>
+        </w:rPr>
+        <w:t>http://localhost:3000/login</w:t>
+      </w:r>
+      <w:r>
+        <w:t xml:space="preserve"> and will be redirected to the tenant portal</w:t>
       </w:r>
     </w:p>
     <w:p/>
     <w:p>
       <w:pPr>
-        <w:pStyle w:val="Heading2"/>
+        <w:ind w:left="480" w:right="240"/>
+        <w:shd w:fill="FFF8E1" w:val="clear"/>
       </w:pPr>
       <w:r>
-        <w:t>Step 6 — First Login</w:t>
+        <w:rPr>
+          <w:color w:val="554400"/>
+          <w:sz w:val="20"/>
+        </w:rPr>
+        <w:t>There is only one login page and one web application — both super admins and tenant users log in at the same URL.</w:t>
       </w:r>
     </w:p>
     <w:p/>
     <w:p>
-      <w:r>
-        <w:t>1. Go to http://localhost:3001 (Admin Portal)</w:t>
-      </w:r>
-    </w:p>
-    <w:p>
-      <w:r>
-        <w:t>2. Log in with: admin@iis.in / Admin@123</w:t>
-      </w:r>
-    </w:p>
-    <w:p>
-      <w:r>
-        <w:t>3. Go to Tenants → New Tenant to create your first tenant</w:t>
-      </w:r>
-    </w:p>
-    <w:p>
-      <w:r>
-        <w:t>4. The tenant admin can log in at http://localhost:3000</w:t>
-      </w:r>
-    </w:p>
-    <w:p/>
-    <w:p>
-      <w:r>
-        <w:t>────────────────────────────────────────────────────────────</w:t>
-      </w:r>
+      <w:pPr>
+        <w:pBdr>
+          <w:bottom w:val="single" w:sz="6" w:space="1" w:color="CCCCCC"/>
+        </w:pBdr>
+      </w:pPr>
     </w:p>
     <w:p/>
     <w:p>
@@ -631,14 +975,27 @@
     <w:p/>
     <w:p>
       <w:r>
-        <w:t>In each Command Prompt window, press Ctrl + C to stop the server.</w:t>
+        <w:t xml:space="preserve">In each Command Prompt window, press </w:t>
+      </w:r>
+      <w:r>
+        <w:rPr>
+          <w:rFonts w:ascii="Courier New" w:hAnsi="Courier New"/>
+          <w:color w:val="C7254E"/>
+          <w:sz w:val="18"/>
+        </w:rPr>
+        <w:t>Ctrl + C</w:t>
+      </w:r>
+      <w:r>
+        <w:t xml:space="preserve"> to stop the server.</w:t>
       </w:r>
     </w:p>
     <w:p/>
     <w:p>
-      <w:r>
-        <w:t>────────────────────────────────────────────────────────────</w:t>
-      </w:r>
+      <w:pPr>
+        <w:pBdr>
+          <w:bottom w:val="single" w:sz="6" w:space="1" w:color="CCCCCC"/>
+        </w:pBdr>
+      </w:pPr>
     </w:p>
     <w:p/>
     <w:p>
@@ -652,23 +1009,38 @@
     <w:p/>
     <w:p>
       <w:r>
-        <w:t>Open 3 separate Command Prompt windows:</w:t>
+        <w:t xml:space="preserve">Open </w:t>
+      </w:r>
+      <w:r>
+        <w:rPr>
+          <w:b/>
+        </w:rPr>
+        <w:t>2 separate Command Prompt windows</w:t>
+      </w:r>
+      <w:r>
+        <w:t>:</w:t>
       </w:r>
     </w:p>
     <w:p/>
     <w:p>
+      <w:r/>
       <w:r>
+        <w:rPr>
+          <w:b/>
+        </w:rPr>
         <w:t>Window 1 — API:</w:t>
       </w:r>
+      <w:r/>
     </w:p>
     <w:p>
       <w:pPr>
-        <w:ind w:left="432"/>
+        <w:ind w:left="360"/>
+        <w:shd w:fill="F0F0F0" w:val="clear"/>
       </w:pPr>
       <w:r>
         <w:rPr>
           <w:rFonts w:ascii="Courier New" w:hAnsi="Courier New"/>
-          <w:color w:val="1A1A1A"/>
+          <w:color w:val="222222"/>
           <w:sz w:val="18"/>
         </w:rPr>
         <w:t>cd "C:\Users\YourName\Downloads\Inventory V2\api"</w:t>
@@ -680,18 +1052,24 @@
     </w:p>
     <w:p/>
     <w:p>
+      <w:r/>
       <w:r>
-        <w:t>Window 2 — Tenant Portal:</w:t>
+        <w:rPr>
+          <w:b/>
+        </w:rPr>
+        <w:t>Window 2 — Web Portal:</w:t>
       </w:r>
+      <w:r/>
     </w:p>
     <w:p>
       <w:pPr>
-        <w:ind w:left="432"/>
+        <w:ind w:left="360"/>
+        <w:shd w:fill="F0F0F0" w:val="clear"/>
       </w:pPr>
       <w:r>
         <w:rPr>
           <w:rFonts w:ascii="Courier New" w:hAnsi="Courier New"/>
-          <w:color w:val="1A1A1A"/>
+          <w:color w:val="222222"/>
           <w:sz w:val="18"/>
         </w:rPr>
         <w:t>cd "C:\Users\YourName\Downloads\Inventory V2\web"</w:t>
@@ -701,36 +1079,38 @@
     </w:p>
     <w:p/>
     <w:p>
-      <w:r>
-        <w:t>Window 3 — Admin Portal:</w:t>
-      </w:r>
-    </w:p>
-    <w:p>
       <w:pPr>
-        <w:ind w:left="432"/>
+        <w:ind w:left="480" w:right="240"/>
+        <w:shd w:fill="FFF8E1" w:val="clear"/>
       </w:pPr>
       <w:r>
         <w:rPr>
-          <w:rFonts w:ascii="Courier New" w:hAnsi="Courier New"/>
-          <w:color w:val="1A1A1A"/>
-          <w:sz w:val="18"/>
+          <w:color w:val="554400"/>
+          <w:sz w:val="20"/>
         </w:rPr>
-        <w:t>cd "C:\Users\YourName\Downloads\Inventory V2\admin"</w:t>
-        <w:br/>
-        <w:t>npm run dev</w:t>
+        <w:t>PostgreSQL starts automatically with Windows by default. If it doesn't, open **Services** (Win + R → `services.msc`) and start **postgresql-x64-15**.</w:t>
       </w:r>
     </w:p>
     <w:p/>
     <w:p>
       <w:r>
-        <w:t>&gt; PostgreSQL starts automatically with Windows by default. If it doesn't, open Services (Win + R → services.msc) and start postgresql-x64-15.</w:t>
+        <w:t xml:space="preserve">Open: </w:t>
       </w:r>
+      <w:r>
+        <w:rPr>
+          <w:b/>
+        </w:rPr>
+        <w:t>http://localhost:3000</w:t>
+      </w:r>
+      <w:r/>
     </w:p>
     <w:p/>
     <w:p>
-      <w:r>
-        <w:t>────────────────────────────────────────────────────────────</w:t>
-      </w:r>
+      <w:pPr>
+        <w:pBdr>
+          <w:bottom w:val="single" w:sz="6" w:space="1" w:color="CCCCCC"/>
+        </w:pBdr>
+      </w:pPr>
     </w:p>
     <w:p/>
     <w:p>
@@ -756,33 +1136,69 @@
       </w:r>
     </w:p>
     <w:p>
+      <w:pPr>
+        <w:pStyle w:val="ListNumber"/>
+      </w:pPr>
       <w:r>
-        <w:t>1. Search for "Edit the system environment variables" in Start Menu</w:t>
+        <w:t>Search for "Edit the system environment variables" in Start Menu</w:t>
       </w:r>
     </w:p>
     <w:p>
+      <w:pPr>
+        <w:pStyle w:val="ListNumber"/>
+      </w:pPr>
       <w:r>
-        <w:t>2. Click "Environment Variables"</w:t>
+        <w:t>Click "Environment Variables"</w:t>
       </w:r>
     </w:p>
     <w:p>
+      <w:pPr>
+        <w:pStyle w:val="ListNumber"/>
+      </w:pPr>
       <w:r>
-        <w:t>3. Under System Variables, find "Path" and click Edit</w:t>
+        <w:t>Under System Variables, find "Path" and click Edit</w:t>
       </w:r>
     </w:p>
     <w:p>
+      <w:pPr>
+        <w:pStyle w:val="ListNumber"/>
+      </w:pPr>
       <w:r>
-        <w:t>4. Add: C:\Users\YourName\AppData\Local\Programs\Python\Python311\</w:t>
+        <w:t xml:space="preserve">Add: </w:t>
       </w:r>
+      <w:r>
+        <w:rPr>
+          <w:rFonts w:ascii="Courier New" w:hAnsi="Courier New"/>
+          <w:color w:val="C7254E"/>
+          <w:sz w:val="18"/>
+        </w:rPr>
+        <w:t>C:\Users\YourName\AppData\Local\Programs\Python\Python311\</w:t>
+      </w:r>
+      <w:r/>
     </w:p>
     <w:p>
+      <w:pPr>
+        <w:pStyle w:val="ListNumber"/>
+      </w:pPr>
       <w:r>
-        <w:t>5. Add: C:\Users\YourName\AppData\Local\Programs\Python\Python311\Scripts\</w:t>
+        <w:t xml:space="preserve">Add: </w:t>
       </w:r>
+      <w:r>
+        <w:rPr>
+          <w:rFonts w:ascii="Courier New" w:hAnsi="Courier New"/>
+          <w:color w:val="C7254E"/>
+          <w:sz w:val="18"/>
+        </w:rPr>
+        <w:t>C:\Users\YourName\AppData\Local\Programs\Python\Python311\Scripts\</w:t>
+      </w:r>
+      <w:r/>
     </w:p>
     <w:p>
+      <w:pPr>
+        <w:pStyle w:val="ListNumber"/>
+      </w:pPr>
       <w:r>
-        <w:t>6. Click OK and reopen Command Prompt</w:t>
+        <w:t>Click OK and reopen Command Prompt</w:t>
       </w:r>
     </w:p>
     <w:p/>
@@ -796,7 +1212,36 @@
     </w:p>
     <w:p>
       <w:r>
-        <w:t>Open Services (Win + R → services.msc) and check that postgresql-x64-15 is running.</w:t>
+        <w:t xml:space="preserve">Open </w:t>
+      </w:r>
+      <w:r>
+        <w:rPr>
+          <w:b/>
+        </w:rPr>
+        <w:t>Services</w:t>
+      </w:r>
+      <w:r>
+        <w:t xml:space="preserve"> (Win + R → </w:t>
+      </w:r>
+      <w:r>
+        <w:rPr>
+          <w:rFonts w:ascii="Courier New" w:hAnsi="Courier New"/>
+          <w:color w:val="C7254E"/>
+          <w:sz w:val="18"/>
+        </w:rPr>
+        <w:t>services.msc</w:t>
+      </w:r>
+      <w:r>
+        <w:t xml:space="preserve">) and check that </w:t>
+      </w:r>
+      <w:r>
+        <w:rPr>
+          <w:b/>
+        </w:rPr>
+        <w:t>postgresql-x64-15</w:t>
+      </w:r>
+      <w:r>
+        <w:t xml:space="preserve"> is running.</w:t>
       </w:r>
     </w:p>
     <w:p/>
@@ -810,7 +1255,62 @@
     </w:p>
     <w:p>
       <w:r>
-        <w:t>Make sure DB_PASSWORD in .env matches the password you set during PostgreSQL installation.</w:t>
+        <w:t xml:space="preserve">Make sure </w:t>
+      </w:r>
+      <w:r>
+        <w:rPr>
+          <w:rFonts w:ascii="Courier New" w:hAnsi="Courier New"/>
+          <w:color w:val="C7254E"/>
+          <w:sz w:val="18"/>
+        </w:rPr>
+        <w:t>DB_PASSWORD</w:t>
+      </w:r>
+      <w:r>
+        <w:t xml:space="preserve"> in </w:t>
+      </w:r>
+      <w:r>
+        <w:rPr>
+          <w:rFonts w:ascii="Courier New" w:hAnsi="Courier New"/>
+          <w:color w:val="C7254E"/>
+          <w:sz w:val="18"/>
+        </w:rPr>
+        <w:t>.env</w:t>
+      </w:r>
+      <w:r>
+        <w:t xml:space="preserve"> matches the password you set during PostgreSQL installation.</w:t>
+      </w:r>
+    </w:p>
+    <w:p/>
+    <w:p>
+      <w:pPr>
+        <w:pStyle w:val="Heading3"/>
+      </w:pPr>
+      <w:r>
+        <w:t>"ModuleNotFoundError" or "uvicorn is not recognized"</w:t>
+      </w:r>
+    </w:p>
+    <w:p>
+      <w:r>
+        <w:t>You forgot to activate the virtual environment. Run:</w:t>
+      </w:r>
+    </w:p>
+    <w:p>
+      <w:pPr>
+        <w:ind w:left="360"/>
+        <w:shd w:fill="F0F0F0" w:val="clear"/>
+      </w:pPr>
+      <w:r>
+        <w:rPr>
+          <w:rFonts w:ascii="Courier New" w:hAnsi="Courier New"/>
+          <w:color w:val="222222"/>
+          <w:sz w:val="18"/>
+        </w:rPr>
+        <w:t>venv\Scripts\activate</w:t>
+      </w:r>
+    </w:p>
+    <w:p>
+      <w:r>
+        <w:t>Then try again.</w:t>
       </w:r>
     </w:p>
     <w:p/>
@@ -829,12 +1329,13 @@
     </w:p>
     <w:p>
       <w:pPr>
-        <w:ind w:left="432"/>
+        <w:ind w:left="360"/>
+        <w:shd w:fill="F0F0F0" w:val="clear"/>
       </w:pPr>
       <w:r>
         <w:rPr>
           <w:rFonts w:ascii="Courier New" w:hAnsi="Courier New"/>
-          <w:color w:val="1A1A1A"/>
+          <w:color w:val="222222"/>
           <w:sz w:val="18"/>
         </w:rPr>
         <w:t>cd "C:\Users\YourName\Downloads\Inventory V2\api"</w:t>
@@ -860,12 +1361,13 @@
     </w:p>
     <w:p>
       <w:pPr>
-        <w:ind w:left="432"/>
+        <w:ind w:left="360"/>
+        <w:shd w:fill="F0F0F0" w:val="clear"/>
       </w:pPr>
       <w:r>
         <w:rPr>
           <w:rFonts w:ascii="Courier New" w:hAnsi="Courier New"/>
-          <w:color w:val="1A1A1A"/>
+          <w:color w:val="222222"/>
           <w:sz w:val="18"/>
         </w:rPr>
         <w:t>netstat -ano | findstr :4000</w:t>
@@ -889,12 +1391,13 @@
     </w:p>
     <w:p>
       <w:pPr>
-        <w:ind w:left="432"/>
+        <w:ind w:left="360"/>
+        <w:shd w:fill="F0F0F0" w:val="clear"/>
       </w:pPr>
       <w:r>
         <w:rPr>
           <w:rFonts w:ascii="Courier New" w:hAnsi="Courier New"/>
-          <w:color w:val="1A1A1A"/>
+          <w:color w:val="222222"/>
           <w:sz w:val="18"/>
         </w:rPr>
         <w:t>npm install -g npm</w:t>
@@ -908,12 +1411,13 @@
     </w:p>
     <w:p>
       <w:pPr>
-        <w:ind w:left="432"/>
+        <w:ind w:left="360"/>
+        <w:shd w:fill="F0F0F0" w:val="clear"/>
       </w:pPr>
       <w:r>
         <w:rPr>
           <w:rFonts w:ascii="Courier New" w:hAnsi="Courier New"/>
-          <w:color w:val="1A1A1A"/>
+          <w:color w:val="222222"/>
           <w:sz w:val="18"/>
         </w:rPr>
         <w:t>npm install -g windows-build-tools</w:t>
@@ -921,7 +1425,7 @@
     </w:p>
     <w:sectPr>
       <w:pgSz w:w="12240" w:h="15840"/>
-      <w:pgMar w:top="1440" w:right="1800" w:bottom="1440" w:left="1800" w:header="720" w:footer="720" w:gutter="0"/>
+      <w:pgMar w:top="1440" w:right="1728" w:bottom="1440" w:left="1728" w:header="720" w:footer="720" w:gutter="0"/>
       <w:cols w:space="720"/>
       <w:docGrid w:linePitch="360"/>
     </w:sectPr>
